--- a/doc/DOC1.docx
+++ b/doc/DOC1.docx
@@ -1,6 +1,6 @@
 
 <file path=word/document.xml><?xml version="1.0" encoding="utf-8"?>
-<w:document xmlns:wpc="http://schemas.microsoft.com/office/word/2010/wordprocessingCanvas" xmlns:cx="http://schemas.microsoft.com/office/drawing/2014/chartex" xmlns:cx1="http://schemas.microsoft.com/office/drawing/2015/9/8/chartex" xmlns:cx2="http://schemas.microsoft.com/office/drawing/2015/10/21/chartex" xmlns:cx3="http://schemas.microsoft.com/office/drawing/2016/5/9/chartex" xmlns:cx4="http://schemas.microsoft.com/office/drawing/2016/5/10/chartex" xmlns:cx5="http://schemas.microsoft.com/office/drawing/2016/5/11/chartex" xmlns:cx6="http://schemas.microsoft.com/office/drawing/2016/5/12/chartex" xmlns:cx7="http://schemas.microsoft.com/office/drawing/2016/5/13/chartex" xmlns:cx8="http://schemas.microsoft.com/office/drawing/2016/5/14/chartex" xmlns:mc="http://schemas.openxmlformats.org/markup-compatibility/2006" xmlns:aink="http://schemas.microsoft.com/office/drawing/2016/ink" xmlns:am3d="http://schemas.microsoft.com/office/drawing/2017/model3d" xmlns:o="urn:schemas-microsoft-com:office:office" xmlns:oel="http://schemas.microsoft.com/office/2019/extlst" xmlns:r="http://schemas.openxmlformats.org/officeDocument/2006/relationships" xmlns:m="http://schemas.openxmlformats.org/officeDocument/2006/math" xmlns:v="urn:schemas-microsoft-com:vml" xmlns:wp14="http://schemas.microsoft.com/office/word/2010/wordprocessingDrawing" xmlns:wp="http://schemas.openxmlformats.org/drawingml/2006/wordprocessingDrawing" xmlns:w10="urn:schemas-microsoft-com:office:word" xmlns:w="http://schemas.openxmlformats.org/wordprocessingml/2006/main" xmlns:w14="http://schemas.microsoft.com/office/word/2010/wordml" xmlns:w15="http://schemas.microsoft.com/office/word/2012/wordml" xmlns:w16cex="http://schemas.microsoft.com/office/word/2018/wordml/cex" xmlns:w16cid="http://schemas.microsoft.com/office/word/2016/wordml/cid" xmlns:w16="http://schemas.microsoft.com/office/word/2018/wordml" xmlns:w16du="http://schemas.microsoft.com/office/word/2023/wordml/word16du" xmlns:w16sdtdh="http://schemas.microsoft.com/office/word/2020/wordml/sdtdatahash" xmlns:w16sdtfl="http://schemas.microsoft.com/office/word/2024/wordml/sdtformatlock" xmlns:w16se="http://schemas.microsoft.com/office/word/2015/wordml/symex" xmlns:wpg="http://schemas.microsoft.com/office/word/2010/wordprocessingGroup" xmlns:wpi="http://schemas.microsoft.com/office/word/2010/wordprocessingInk" xmlns:wne="http://schemas.microsoft.com/office/word/2006/wordml" xmlns:wps="http://schemas.microsoft.com/office/word/2010/wordprocessingShape" mc:Ignorable="w14 w15 w16se w16cid w16 w16cex w16sdtdh w16sdtfl w16du wp14">
+<w:document xmlns:wpc="http://schemas.microsoft.com/office/word/2010/wordprocessingCanvas" xmlns:cx="http://schemas.microsoft.com/office/drawing/2014/chartex" xmlns:cx1="http://schemas.microsoft.com/office/drawing/2015/9/8/chartex" xmlns:mc="http://schemas.openxmlformats.org/markup-compatibility/2006" xmlns:o="urn:schemas-microsoft-com:office:office" xmlns:r="http://schemas.openxmlformats.org/officeDocument/2006/relationships" xmlns:m="http://schemas.openxmlformats.org/officeDocument/2006/math" xmlns:v="urn:schemas-microsoft-com:vml" xmlns:wp14="http://schemas.microsoft.com/office/word/2010/wordprocessingDrawing" xmlns:wp="http://schemas.openxmlformats.org/drawingml/2006/wordprocessingDrawing" xmlns:w10="urn:schemas-microsoft-com:office:word" xmlns:w="http://schemas.openxmlformats.org/wordprocessingml/2006/main" xmlns:w14="http://schemas.microsoft.com/office/word/2010/wordml" xmlns:w15="http://schemas.microsoft.com/office/word/2012/wordml" xmlns:w16se="http://schemas.microsoft.com/office/word/2015/wordml/symex" xmlns:wpg="http://schemas.microsoft.com/office/word/2010/wordprocessingGroup" xmlns:wpi="http://schemas.microsoft.com/office/word/2010/wordprocessingInk" xmlns:wne="http://schemas.microsoft.com/office/word/2006/wordml" xmlns:wps="http://schemas.microsoft.com/office/word/2010/wordprocessingShape" mc:Ignorable="w14 w15 w16se wp14">
   <w:body>
     <w:p>
       <w:r>
@@ -48,23 +48,13 @@
           <w:strike/>
         </w:rPr>
       </w:pPr>
-      <w:proofErr w:type="gramStart"/>
-      <w:r>
-        <w:rPr>
-          <w:b/>
-          <w:bCs/>
-          <w:strike/>
-        </w:rPr>
-        <w:t>Storico partite</w:t>
-      </w:r>
-      <w:proofErr w:type="gramEnd"/>
-      <w:r>
-        <w:rPr>
-          <w:b/>
-          <w:bCs/>
-          <w:strike/>
-        </w:rPr>
-        <w:t xml:space="preserve"> nel profilo</w:t>
+      <w:r>
+        <w:rPr>
+          <w:b/>
+          <w:bCs/>
+          <w:strike/>
+        </w:rPr>
+        <w:t>Storico partite nel profilo</w:t>
       </w:r>
       <w:r>
         <w:rPr>
@@ -389,7 +379,35 @@
         <w:rPr>
           <w:strike/>
         </w:rPr>
-        <w:t xml:space="preserve"> — deve essere su un URL pubblico (puoi usare una pagina su GitHub Pages o </w:t>
+        <w:t xml:space="preserve"> — deve essere su un URL pubblico (puoi usare una pagina su </w:t>
+      </w:r>
+      <w:proofErr w:type="spellStart"/>
+      <w:r>
+        <w:rPr>
+          <w:strike/>
+        </w:rPr>
+        <w:t>GitHub</w:t>
+      </w:r>
+      <w:proofErr w:type="spellEnd"/>
+      <w:r>
+        <w:rPr>
+          <w:strike/>
+        </w:rPr>
+        <w:t xml:space="preserve"> </w:t>
+      </w:r>
+      <w:proofErr w:type="spellStart"/>
+      <w:r>
+        <w:rPr>
+          <w:strike/>
+        </w:rPr>
+        <w:t>Pages</w:t>
+      </w:r>
+      <w:proofErr w:type="spellEnd"/>
+      <w:r>
+        <w:rPr>
+          <w:strike/>
+        </w:rPr>
+        <w:t xml:space="preserve"> o </w:t>
       </w:r>
       <w:proofErr w:type="spellStart"/>
       <w:r>
@@ -491,15 +509,22 @@
           <w:ilvl w:val="0"/>
           <w:numId w:val="5"/>
         </w:numPr>
-      </w:pPr>
-      <w:r>
-        <w:rPr>
-          <w:b/>
-          <w:bCs/>
+        <w:rPr>
+          <w:strike/>
+        </w:rPr>
+      </w:pPr>
+      <w:r>
+        <w:rPr>
+          <w:b/>
+          <w:bCs/>
+          <w:strike/>
         </w:rPr>
         <w:t>Animazione confetti</w:t>
       </w:r>
       <w:r>
+        <w:rPr>
+          <w:strike/>
+        </w:rPr>
         <w:t xml:space="preserve"> quando si vince — effetto visivo sulla schermata di vittoria</w:t>
       </w:r>
     </w:p>
@@ -535,15 +560,22 @@
           <w:ilvl w:val="0"/>
           <w:numId w:val="5"/>
         </w:numPr>
-      </w:pPr>
-      <w:r>
-        <w:rPr>
-          <w:b/>
-          <w:bCs/>
+        <w:rPr>
+          <w:strike/>
+        </w:rPr>
+      </w:pPr>
+      <w:r>
+        <w:rPr>
+          <w:b/>
+          <w:bCs/>
+          <w:strike/>
         </w:rPr>
         <w:t>Indicatore connessione</w:t>
       </w:r>
       <w:r>
+        <w:rPr>
+          <w:strike/>
+        </w:rPr>
         <w:t xml:space="preserve"> — piccolo banner che avvisa quando si è offline</w:t>
       </w:r>
     </w:p>
@@ -553,17 +585,26 @@
           <w:ilvl w:val="0"/>
           <w:numId w:val="5"/>
         </w:numPr>
-      </w:pPr>
-      <w:r>
-        <w:rPr>
-          <w:b/>
-          <w:bCs/>
+        <w:rPr>
+          <w:dstrike/>
+        </w:rPr>
+      </w:pPr>
+      <w:r>
+        <w:rPr>
+          <w:b/>
+          <w:bCs/>
+          <w:dstrike/>
         </w:rPr>
         <w:t>Aggiungi a schermata home</w:t>
       </w:r>
       <w:r>
+        <w:rPr>
+          <w:dstrike/>
+        </w:rPr>
         <w:t xml:space="preserve"> — banner che suggerisce di installare la PWA la prima volta</w:t>
       </w:r>
+      <w:bookmarkStart w:id="0" w:name="_GoBack"/>
+      <w:bookmarkEnd w:id="0"/>
     </w:p>
     <w:p>
       <w:r>
@@ -704,7 +745,7 @@
 </file>
 
 <file path=word/numbering.xml><?xml version="1.0" encoding="utf-8"?>
-<w:numbering xmlns:wpc="http://schemas.microsoft.com/office/word/2010/wordprocessingCanvas" xmlns:cx="http://schemas.microsoft.com/office/drawing/2014/chartex" xmlns:cx1="http://schemas.microsoft.com/office/drawing/2015/9/8/chartex" xmlns:cx2="http://schemas.microsoft.com/office/drawing/2015/10/21/chartex" xmlns:cx3="http://schemas.microsoft.com/office/drawing/2016/5/9/chartex" xmlns:cx4="http://schemas.microsoft.com/office/drawing/2016/5/10/chartex" xmlns:cx5="http://schemas.microsoft.com/office/drawing/2016/5/11/chartex" xmlns:cx6="http://schemas.microsoft.com/office/drawing/2016/5/12/chartex" xmlns:cx7="http://schemas.microsoft.com/office/drawing/2016/5/13/chartex" xmlns:cx8="http://schemas.microsoft.com/office/drawing/2016/5/14/chartex" xmlns:mc="http://schemas.openxmlformats.org/markup-compatibility/2006" xmlns:aink="http://schemas.microsoft.com/office/drawing/2016/ink" xmlns:am3d="http://schemas.microsoft.com/office/drawing/2017/model3d" xmlns:o="urn:schemas-microsoft-com:office:office" xmlns:oel="http://schemas.microsoft.com/office/2019/extlst" xmlns:r="http://schemas.openxmlformats.org/officeDocument/2006/relationships" xmlns:m="http://schemas.openxmlformats.org/officeDocument/2006/math" xmlns:v="urn:schemas-microsoft-com:vml" xmlns:wp14="http://schemas.microsoft.com/office/word/2010/wordprocessingDrawing" xmlns:wp="http://schemas.openxmlformats.org/drawingml/2006/wordprocessingDrawing" xmlns:w10="urn:schemas-microsoft-com:office:word" xmlns:w="http://schemas.openxmlformats.org/wordprocessingml/2006/main" xmlns:w14="http://schemas.microsoft.com/office/word/2010/wordml" xmlns:w15="http://schemas.microsoft.com/office/word/2012/wordml" xmlns:w16cex="http://schemas.microsoft.com/office/word/2018/wordml/cex" xmlns:w16cid="http://schemas.microsoft.com/office/word/2016/wordml/cid" xmlns:w16="http://schemas.microsoft.com/office/word/2018/wordml" xmlns:w16du="http://schemas.microsoft.com/office/word/2023/wordml/word16du" xmlns:w16sdtdh="http://schemas.microsoft.com/office/word/2020/wordml/sdtdatahash" xmlns:w16sdtfl="http://schemas.microsoft.com/office/word/2024/wordml/sdtformatlock" xmlns:w16se="http://schemas.microsoft.com/office/word/2015/wordml/symex" xmlns:wpg="http://schemas.microsoft.com/office/word/2010/wordprocessingGroup" xmlns:wpi="http://schemas.microsoft.com/office/word/2010/wordprocessingInk" xmlns:wne="http://schemas.microsoft.com/office/word/2006/wordml" xmlns:wps="http://schemas.microsoft.com/office/word/2010/wordprocessingShape" mc:Ignorable="w14 w15 w16se w16cid w16 w16cex w16sdtdh w16sdtfl w16du wp14">
+<w:numbering xmlns:wpc="http://schemas.microsoft.com/office/word/2010/wordprocessingCanvas" xmlns:cx="http://schemas.microsoft.com/office/drawing/2014/chartex" xmlns:cx1="http://schemas.microsoft.com/office/drawing/2015/9/8/chartex" xmlns:mc="http://schemas.openxmlformats.org/markup-compatibility/2006" xmlns:o="urn:schemas-microsoft-com:office:office" xmlns:r="http://schemas.openxmlformats.org/officeDocument/2006/relationships" xmlns:m="http://schemas.openxmlformats.org/officeDocument/2006/math" xmlns:v="urn:schemas-microsoft-com:vml" xmlns:wp14="http://schemas.microsoft.com/office/word/2010/wordprocessingDrawing" xmlns:wp="http://schemas.openxmlformats.org/drawingml/2006/wordprocessingDrawing" xmlns:w10="urn:schemas-microsoft-com:office:word" xmlns:w="http://schemas.openxmlformats.org/wordprocessingml/2006/main" xmlns:w14="http://schemas.microsoft.com/office/word/2010/wordml" xmlns:w15="http://schemas.microsoft.com/office/word/2012/wordml" xmlns:w16se="http://schemas.microsoft.com/office/word/2015/wordml/symex" xmlns:wpg="http://schemas.microsoft.com/office/word/2010/wordprocessingGroup" xmlns:wpi="http://schemas.microsoft.com/office/word/2010/wordprocessingInk" xmlns:wne="http://schemas.microsoft.com/office/word/2006/wordml" xmlns:wps="http://schemas.microsoft.com/office/word/2010/wordprocessingShape" mc:Ignorable="w14 w15 w16se wp14">
   <w:abstractNum w:abstractNumId="0" w15:restartNumberingAfterBreak="0">
     <w:nsid w:val="0CFB23EC"/>
     <w:multiLevelType w:val="multilevel"/>
@@ -1712,32 +1753,32 @@
       </w:rPr>
     </w:lvl>
   </w:abstractNum>
-  <w:num w:numId="1" w16cid:durableId="2068604130">
+  <w:num w:numId="1">
     <w:abstractNumId w:val="3"/>
   </w:num>
-  <w:num w:numId="2" w16cid:durableId="1454667031">
+  <w:num w:numId="2">
     <w:abstractNumId w:val="6"/>
   </w:num>
-  <w:num w:numId="3" w16cid:durableId="371999774">
+  <w:num w:numId="3">
     <w:abstractNumId w:val="4"/>
   </w:num>
-  <w:num w:numId="4" w16cid:durableId="1177692204">
+  <w:num w:numId="4">
     <w:abstractNumId w:val="0"/>
   </w:num>
-  <w:num w:numId="5" w16cid:durableId="21707553">
+  <w:num w:numId="5">
     <w:abstractNumId w:val="5"/>
   </w:num>
-  <w:num w:numId="6" w16cid:durableId="591166860">
+  <w:num w:numId="6">
     <w:abstractNumId w:val="2"/>
   </w:num>
-  <w:num w:numId="7" w16cid:durableId="716515561">
+  <w:num w:numId="7">
     <w:abstractNumId w:val="1"/>
   </w:num>
 </w:numbering>
 </file>
 
 <file path=word/styles.xml><?xml version="1.0" encoding="utf-8"?>
-<w:styles xmlns:mc="http://schemas.openxmlformats.org/markup-compatibility/2006" xmlns:r="http://schemas.openxmlformats.org/officeDocument/2006/relationships" xmlns:w="http://schemas.openxmlformats.org/wordprocessingml/2006/main" xmlns:w14="http://schemas.microsoft.com/office/word/2010/wordml" xmlns:w15="http://schemas.microsoft.com/office/word/2012/wordml" xmlns:w16cex="http://schemas.microsoft.com/office/word/2018/wordml/cex" xmlns:w16cid="http://schemas.microsoft.com/office/word/2016/wordml/cid" xmlns:w16="http://schemas.microsoft.com/office/word/2018/wordml" xmlns:w16du="http://schemas.microsoft.com/office/word/2023/wordml/word16du" xmlns:w16sdtdh="http://schemas.microsoft.com/office/word/2020/wordml/sdtdatahash" xmlns:w16sdtfl="http://schemas.microsoft.com/office/word/2024/wordml/sdtformatlock" xmlns:w16se="http://schemas.microsoft.com/office/word/2015/wordml/symex" mc:Ignorable="w14 w15 w16se w16cid w16 w16cex w16sdtdh w16sdtfl w16du">
+<w:styles xmlns:mc="http://schemas.openxmlformats.org/markup-compatibility/2006" xmlns:r="http://schemas.openxmlformats.org/officeDocument/2006/relationships" xmlns:w="http://schemas.openxmlformats.org/wordprocessingml/2006/main" xmlns:w14="http://schemas.microsoft.com/office/word/2010/wordml" xmlns:w15="http://schemas.microsoft.com/office/word/2012/wordml" xmlns:w16se="http://schemas.microsoft.com/office/word/2015/wordml/symex" mc:Ignorable="w14 w15 w16se">
   <w:docDefaults>
     <w:rPrDefault>
       <w:rPr>
@@ -1755,7 +1796,7 @@
       </w:pPr>
     </w:pPrDefault>
   </w:docDefaults>
-  <w:latentStyles w:defLockedState="0" w:defUIPriority="99" w:defSemiHidden="0" w:defUnhideWhenUsed="0" w:defQFormat="0" w:count="376">
+  <w:latentStyles w:defLockedState="0" w:defUIPriority="99" w:defSemiHidden="0" w:defUnhideWhenUsed="0" w:defQFormat="0" w:count="371">
     <w:lsdException w:name="Normal" w:uiPriority="0" w:qFormat="1"/>
     <w:lsdException w:name="heading 1" w:uiPriority="9" w:qFormat="1"/>
     <w:lsdException w:name="heading 2" w:semiHidden="1" w:uiPriority="9" w:unhideWhenUsed="1" w:qFormat="1"/>
@@ -2127,11 +2168,6 @@
     <w:lsdException w:name="List Table 5 Dark Accent 6" w:uiPriority="50"/>
     <w:lsdException w:name="List Table 6 Colorful Accent 6" w:uiPriority="51"/>
     <w:lsdException w:name="List Table 7 Colorful Accent 6" w:uiPriority="52"/>
-    <w:lsdException w:name="Mention" w:semiHidden="1" w:unhideWhenUsed="1"/>
-    <w:lsdException w:name="Smart Hyperlink" w:semiHidden="1" w:unhideWhenUsed="1"/>
-    <w:lsdException w:name="Hashtag" w:semiHidden="1" w:unhideWhenUsed="1"/>
-    <w:lsdException w:name="Unresolved Mention" w:semiHidden="1" w:unhideWhenUsed="1"/>
-    <w:lsdException w:name="Smart Link" w:semiHidden="1" w:unhideWhenUsed="1"/>
   </w:latentStyles>
   <w:style w:type="paragraph" w:default="1" w:styleId="Normale">
     <w:name w:val="Normal"/>
@@ -2339,6 +2375,7 @@
   <w:style w:type="character" w:default="1" w:styleId="Carpredefinitoparagrafo">
     <w:name w:val="Default Paragraph Font"/>
     <w:uiPriority w:val="1"/>
+    <w:semiHidden/>
     <w:unhideWhenUsed/>
   </w:style>
   <w:style w:type="table" w:default="1" w:styleId="Tabellanormale">

--- a/doc/DOC1.docx
+++ b/doc/DOC1.docx
@@ -431,15 +431,22 @@
           <w:ilvl w:val="0"/>
           <w:numId w:val="4"/>
         </w:numPr>
-      </w:pPr>
-      <w:r>
-        <w:rPr>
-          <w:b/>
-          <w:bCs/>
+        <w:rPr>
+          <w:strike/>
+        </w:rPr>
+      </w:pPr>
+      <w:r>
+        <w:rPr>
+          <w:b/>
+          <w:bCs/>
+          <w:strike/>
         </w:rPr>
         <w:t>Screenshot</w:t>
       </w:r>
       <w:r>
+        <w:rPr>
+          <w:strike/>
+        </w:rPr>
         <w:t xml:space="preserve"> dell'app per la scheda store (almeno 2-3) </w:t>
       </w:r>
     </w:p>
@@ -476,15 +483,22 @@
           <w:ilvl w:val="0"/>
           <w:numId w:val="4"/>
         </w:numPr>
-      </w:pPr>
-      <w:r>
-        <w:rPr>
-          <w:b/>
-          <w:bCs/>
+        <w:rPr>
+          <w:strike/>
+        </w:rPr>
+      </w:pPr>
+      <w:r>
+        <w:rPr>
+          <w:b/>
+          <w:bCs/>
+          <w:strike/>
         </w:rPr>
         <w:t>Account Google Play Developer</w:t>
       </w:r>
       <w:r>
+        <w:rPr>
+          <w:strike/>
+        </w:rPr>
         <w:t xml:space="preserve"> (25$ una tantum)</w:t>
       </w:r>
     </w:p>
@@ -534,23 +548,36 @@
           <w:ilvl w:val="0"/>
           <w:numId w:val="5"/>
         </w:numPr>
-      </w:pPr>
-      <w:r>
-        <w:rPr>
-          <w:b/>
-          <w:bCs/>
+        <w:rPr>
+          <w:strike/>
+        </w:rPr>
+      </w:pPr>
+      <w:r>
+        <w:rPr>
+          <w:b/>
+          <w:bCs/>
+          <w:strike/>
         </w:rPr>
         <w:t>Vibrazione</w:t>
       </w:r>
       <w:r>
+        <w:rPr>
+          <w:strike/>
+        </w:rPr>
         <w:t xml:space="preserve"> al </w:t>
       </w:r>
       <w:proofErr w:type="spellStart"/>
       <w:r>
+        <w:rPr>
+          <w:strike/>
+        </w:rPr>
         <w:t>tap</w:t>
       </w:r>
       <w:proofErr w:type="spellEnd"/>
       <w:r>
+        <w:rPr>
+          <w:strike/>
+        </w:rPr>
         <w:t xml:space="preserve"> di conferma mano — feedback aptico sul telefono</w:t>
       </w:r>
     </w:p>
@@ -601,11 +628,17 @@
         <w:rPr>
           <w:dstrike/>
         </w:rPr>
-        <w:t xml:space="preserve"> — banner che suggerisce di installare la PWA la prima volta</w:t>
+        <w:t xml:space="preserve"> — banner che suggerisce di installare la PWA la </w:t>
       </w:r>
       <w:bookmarkStart w:id="0" w:name="_GoBack"/>
-      <w:bookmarkEnd w:id="0"/>
-    </w:p>
+      <w:r>
+        <w:rPr>
+          <w:dstrike/>
+        </w:rPr>
+        <w:t>prima volta</w:t>
+      </w:r>
+    </w:p>
+    <w:bookmarkEnd w:id="0"/>
     <w:p>
       <w:r>
         <w:rPr>
